--- a/Angebot_19_07_2026_Heren_Damen.docx
+++ b/Angebot_19_07_2026_Heren_Damen.docx
@@ -49,10 +49,6 @@
         <w:tc>
           <w:tcPr>
             <w:tcW w:w="3382" w:type="dxa"/>
-            <w:vMerge w:val="restart"/>
-            <w:tcMar>
-              <w:right w:w="0" w:type="dxa"/>
-            </w:tcMar>
           </w:tcPr>
           <w:p>
             <w:pPr>
@@ -63,44 +59,44 @@
                 <w:lang w:val="de-DE"/>
               </w:rPr>
             </w:pPr>
-            <w:r>
+          </w:p>
+          <w:p>
+            <w:pPr>
               <w:rPr>
                 <w:rFonts w:cs="Calibri"/>
                 <w:sz w:val="18"/>
                 <w:szCs w:val="18"/>
                 <w:lang w:val="de-DE"/>
               </w:rPr>
-              <w:t>ANGEL GARTEN</w:t>
-            </w:r>
-          </w:p>
-          <w:p>
-            <w:pPr>
+            </w:pPr>
+            <w:r>
               <w:rPr>
                 <w:rFonts w:cs="Calibri"/>
                 <w:sz w:val="18"/>
                 <w:szCs w:val="18"/>
                 <w:lang w:val="de-DE"/>
               </w:rPr>
-            </w:pPr>
-            <w:r>
+              <w:t>F21</w:t>
+            </w:r>
+          </w:p>
+          <w:p>
+            <w:pPr>
               <w:rPr>
                 <w:rFonts w:cs="Calibri"/>
                 <w:sz w:val="18"/>
                 <w:szCs w:val="18"/>
                 <w:lang w:val="de-DE"/>
               </w:rPr>
-              <w:t>Fährstraße 12</w:t>
-            </w:r>
-          </w:p>
-          <w:p>
-            <w:pPr>
+            </w:pPr>
+            <w:r>
               <w:rPr>
                 <w:rFonts w:cs="Calibri"/>
                 <w:sz w:val="18"/>
                 <w:szCs w:val="18"/>
                 <w:lang w:val="de-DE"/>
               </w:rPr>
-            </w:pPr>
+              <w:t>Fä</w:t>
+            </w:r>
             <w:r>
               <w:rPr>
                 <w:rFonts w:cs="Calibri"/>
@@ -108,7 +104,7 @@
                 <w:szCs w:val="18"/>
                 <w:lang w:val="de-DE"/>
               </w:rPr>
-              <w:t>21502 Geesthacht</w:t>
+              <w:t>hrstraße 12</w:t>
             </w:r>
           </w:p>
           <w:p>
@@ -127,101 +123,25 @@
                 <w:szCs w:val="18"/>
                 <w:lang w:val="de-DE"/>
               </w:rPr>
-              <w:t>+49 157 37 00 91 07</w:t>
-            </w:r>
-          </w:p>
-          <w:p>
-            <w:pPr>
-              <w:rPr>
-                <w:rFonts w:cs="Calibri"/>
-                <w:sz w:val="18"/>
-                <w:szCs w:val="18"/>
-                <w:lang w:val="de-DE"/>
-              </w:rPr>
-            </w:pPr>
-            <w:hyperlink r:id="rId10">
-              <w:r>
-                <w:rPr>
-                  <w:rStyle w:val="Hyperlink"/>
-                  <w:rFonts w:cs="Calibri"/>
-                  <w:sz w:val="18"/>
-                  <w:szCs w:val="18"/>
-                  <w:lang w:val="de-DE"/>
-                </w:rPr>
-                <w:t>angel.garten.de@gmail.com</w:t>
-              </w:r>
-            </w:hyperlink>
-          </w:p>
-          <w:p>
-            <w:pPr>
-              <w:rPr>
-                <w:rFonts w:cs="Calibri"/>
-                <w:b/>
-                <w:lang w:val="de-DE"/>
-              </w:rPr>
-            </w:pPr>
+              <w:t>F</w:t>
+            </w:r>
           </w:p>
         </w:tc>
       </w:tr>
       <w:tr>
         <w:trPr>
           <w:cantSplit/>
-          <w:trHeight w:hRule="exact" w:val="1833"/>
+          <w:trHeight w:hRule="exact" w:val="235"/>
         </w:trPr>
         <w:tc>
           <w:tcPr>
-            <w:tcW w:w="5670" w:type="dxa"/>
+            <w:tcW w:w="5935" w:type="dxa"/>
+            <w:gridSpan w:val="2"/>
           </w:tcPr>
           <w:p>
             <w:pPr>
-              <w:rPr>
-                <w:lang w:val="de-DE"/>
-              </w:rPr>
-            </w:pPr>
-          </w:p>
-          <w:p>
-            <w:pPr>
-              <w:rPr>
-                <w:lang w:val="de-DE"/>
-              </w:rPr>
-            </w:pPr>
-          </w:p>
-          <w:p>
-            <w:pPr>
-              <w:rPr>
-                <w:lang w:val="de-DE"/>
-              </w:rPr>
-            </w:pPr>
-            <w:r>
-              <w:rPr>
-                <w:lang w:val="de-DE"/>
-              </w:rPr>
-              <w:t xml:space="preserve">Damen und Heren</w:t>
-            </w:r>
-            <w:r>
-              <w:rPr>
-                <w:lang w:val="de-DE"/>
-              </w:rPr>
-              <w:br/>
-              <w:t xml:space="preserve">Geesthachter Straße 86</w:t>
-            </w:r>
-            <w:r>
-              <w:rPr>
-                <w:lang w:val="de-DE"/>
-              </w:rPr>
-              <w:br/>
-              <w:t xml:space="preserve">21502 Geesthacht</w:t>
-            </w:r>
-          </w:p>
-        </w:tc>
-        <w:tc>
-          <w:tcPr>
-            <w:tcW w:w="265" w:type="dxa"/>
-          </w:tcPr>
-          <w:p>
-            <w:pPr>
-              <w:rPr>
-                <w:rFonts w:cs="Calibri"/>
+              <w:outlineLvl w:val="1"/>
+              <w:rPr>
                 <w:lang w:val="de-DE"/>
               </w:rPr>
             </w:pPr>
@@ -230,16 +150,13 @@
         <w:tc>
           <w:tcPr>
             <w:tcW w:w="3382" w:type="dxa"/>
-            <w:vMerge/>
-            <w:tcMar>
-              <w:right w:w="0" w:type="dxa"/>
-            </w:tcMar>
           </w:tcPr>
           <w:p>
             <w:pPr>
-              <w:ind w:left="151" w:hanging="151"/>
               <w:rPr>
                 <w:rFonts w:cs="Calibri"/>
+                <w:sz w:val="18"/>
+                <w:szCs w:val="18"/>
                 <w:lang w:val="de-DE"/>
               </w:rPr>
             </w:pPr>
@@ -260,6 +177,7 @@
               <w:spacing w:after="120"/>
               <w:rPr>
                 <w:b/>
+                <w:lang w:val="de-DE"/>
               </w:rPr>
             </w:pPr>
           </w:p>
@@ -268,6 +186,7 @@
               <w:spacing w:after="120"/>
               <w:rPr>
                 <w:b/>
+                <w:lang w:val="de-DE"/>
               </w:rPr>
             </w:pPr>
           </w:p>
@@ -276,23 +195,31 @@
               <w:spacing w:after="120"/>
               <w:rPr>
                 <w:b/>
-              </w:rPr>
-            </w:pPr>
+                <w:lang w:val="de-DE"/>
+              </w:rPr>
+            </w:pPr>
+            <w:r>
+              <w:rPr>
+                <w:b/>
+                <w:lang w:val="de-DE"/>
+              </w:rPr>
+              <w:t>ANGEBOT</w:t>
+            </w:r>
           </w:p>
           <w:p>
             <w:pPr>
               <w:spacing w:after="120"/>
               <w:rPr>
-                <w:rFonts w:ascii="Times New Roman" w:hAnsi="Times New Roman"/>
-                <w:sz w:val="24"/>
-                <w:lang w:eastAsia="en-US"/>
-              </w:rPr>
-            </w:pPr>
-            <w:r>
-              <w:rPr>
                 <w:b/>
-              </w:rPr>
-              <w:t>ANGEBOT</w:t>
+                <w:lang w:val="de-DE"/>
+              </w:rPr>
+            </w:pPr>
+            <w:r>
+              <w:rPr>
+                <w:b/>
+                <w:lang w:val="de-DE"/>
+              </w:rPr>
+              <w:t>Sehr geehrte Damen und Herren,</w:t>
             </w:r>
           </w:p>
           <w:p>
@@ -308,23 +235,39 @@
                 <w:b/>
                 <w:lang w:val="de-DE"/>
               </w:rPr>
-              <w:t xml:space="preserve"/>
-            </w:r>
-          </w:p>
-          <w:p>
-            <w:pPr>
-              <w:spacing w:after="120"/>
+              <w:t xml:space="preserve">vielen Dank, für Ihre </w:t>
+            </w:r>
+            <w:proofErr w:type="gramStart"/>
+            <w:r>
               <w:rPr>
                 <w:b/>
                 <w:lang w:val="de-DE"/>
               </w:rPr>
-            </w:pPr>
+              <w:t>Anfrage .</w:t>
+            </w:r>
+            <w:proofErr w:type="gramEnd"/>
             <w:r>
               <w:rPr>
                 <w:b/>
                 <w:lang w:val="de-DE"/>
               </w:rPr>
-              <w:t>vielen Dank, für Ihre Anfrage .Wir unterbreiten Ihnen hiermit folgendes Angebot:</w:t>
+              <w:t xml:space="preserve"> </w:t>
+            </w:r>
+            <w:proofErr w:type="gramStart"/>
+            <w:r>
+              <w:rPr>
+                <w:b/>
+                <w:lang w:val="de-DE"/>
+              </w:rPr>
+              <w:t>Wir</w:t>
+            </w:r>
+            <w:proofErr w:type="gramEnd"/>
+            <w:r>
+              <w:rPr>
+                <w:b/>
+                <w:lang w:val="de-DE"/>
+              </w:rPr>
+              <w:t xml:space="preserve"> unterbreiten Ihnen hiermit folgendes Angebot:</w:t>
             </w:r>
           </w:p>
         </w:tc>
@@ -344,9 +287,6 @@
         <w:tc>
           <w:tcPr>
             <w:tcW w:w="3382" w:type="dxa"/>
-            <w:tcMar>
-              <w:right w:w="0" w:type="dxa"/>
-            </w:tcMar>
           </w:tcPr>
           <w:p>
             <w:pPr>
@@ -360,7 +300,7 @@
                 <w:rFonts w:cs="Calibri"/>
                 <w:lang w:val="de-DE"/>
               </w:rPr>
-              <w:t xml:space="preserve">19.07.2026</w:t>
+              <w:t xml:space="preserve">       ANGEL GARTEN</w:t>
             </w:r>
           </w:p>
           <w:p>
@@ -370,23 +310,43 @@
                 <w:lang w:val="de-DE"/>
               </w:rPr>
             </w:pPr>
-          </w:p>
-          <w:p>
-            <w:pPr>
+            <w:r>
               <w:rPr>
                 <w:rFonts w:cs="Calibri"/>
                 <w:lang w:val="de-DE"/>
               </w:rPr>
-            </w:pPr>
-          </w:p>
-          <w:p>
-            <w:pPr>
-              <w:jc w:val="center"/>
+              <w:t xml:space="preserve">        Fährstraße 12</w:t>
+            </w:r>
+          </w:p>
+          <w:p>
+            <w:pPr>
               <w:rPr>
                 <w:rFonts w:cs="Calibri"/>
                 <w:lang w:val="de-DE"/>
               </w:rPr>
             </w:pPr>
+            <w:r>
+              <w:rPr>
+                <w:rFonts w:cs="Calibri"/>
+                <w:lang w:val="de-DE"/>
+              </w:rPr>
+              <w:t xml:space="preserve">       21502 Geesthacht</w:t>
+            </w:r>
+          </w:p>
+          <w:p>
+            <w:pPr>
+              <w:rPr>
+                <w:rFonts w:cs="Calibri"/>
+                <w:lang w:val="de-DE"/>
+              </w:rPr>
+            </w:pPr>
+            <w:r>
+              <w:rPr>
+                <w:rFonts w:cs="Calibri"/>
+                <w:lang w:val="de-DE"/>
+              </w:rPr>
+              <w:t xml:space="preserve">     +49 157 37 00 91 07</w:t>
+            </w:r>
           </w:p>
         </w:tc>
       </w:tr>
@@ -472,6 +432,7 @@
                 <w:szCs w:val="14"/>
               </w:rPr>
             </w:pPr>
+            <w:proofErr w:type="spellStart"/>
             <w:r>
               <w:rPr>
                 <w:rFonts w:ascii="Arial" w:hAnsi="Arial"/>
@@ -481,6 +442,7 @@
               </w:rPr>
               <w:t>Bezeichnung</w:t>
             </w:r>
+            <w:proofErr w:type="spellEnd"/>
             <w:r>
               <w:rPr>
                 <w:rFonts w:ascii="Arial" w:hAnsi="Arial"/>
@@ -512,6 +474,7 @@
                 <w:szCs w:val="14"/>
               </w:rPr>
             </w:pPr>
+            <w:proofErr w:type="spellStart"/>
             <w:r>
               <w:rPr>
                 <w:rFonts w:ascii="Arial" w:hAnsi="Arial"/>
@@ -521,6 +484,7 @@
               </w:rPr>
               <w:t>Menge</w:t>
             </w:r>
+            <w:proofErr w:type="spellEnd"/>
           </w:p>
         </w:tc>
         <w:tc>
@@ -543,6 +507,7 @@
                 <w:szCs w:val="14"/>
               </w:rPr>
             </w:pPr>
+            <w:proofErr w:type="spellStart"/>
             <w:r>
               <w:rPr>
                 <w:rFonts w:ascii="Arial" w:hAnsi="Arial"/>
@@ -552,6 +517,7 @@
               </w:rPr>
               <w:t>Eintelpreis</w:t>
             </w:r>
+            <w:proofErr w:type="spellEnd"/>
           </w:p>
         </w:tc>
         <w:tc>
@@ -574,6 +540,7 @@
                 <w:szCs w:val="14"/>
               </w:rPr>
             </w:pPr>
+            <w:proofErr w:type="spellStart"/>
             <w:r>
               <w:rPr>
                 <w:rFonts w:ascii="Arial" w:hAnsi="Arial"/>
@@ -583,6 +550,7 @@
               </w:rPr>
               <w:t>Gesamt</w:t>
             </w:r>
+            <w:proofErr w:type="spellEnd"/>
           </w:p>
         </w:tc>
       </w:tr>
@@ -607,7 +575,7 @@
               <w:jc w:val="center"/>
             </w:pPr>
             <w:r>
-              <w:t xml:space="preserve">1</w:t>
+              <w:t>1</w:t>
             </w:r>
           </w:p>
         </w:tc>
@@ -623,8 +591,42 @@
             <w:vAlign w:val="center"/>
           </w:tcPr>
           <w:p>
-            <w:r>
-              <w:t xml:space="preserve">Entfernung von Unkraut auf allen befestigten Flächen.</w:t>
+            <w:pPr>
+              <w:rPr>
+                <w:lang w:val="de-DE"/>
+              </w:rPr>
+            </w:pPr>
+            <w:r>
+              <w:rPr>
+                <w:lang w:val="de-DE"/>
+              </w:rPr>
+              <w:t>Entfernung von Unkraut auf allen befestigten Flächen.</w:t>
+            </w:r>
+          </w:p>
+          <w:p>
+            <w:pPr>
+              <w:rPr>
+                <w:lang w:val="de-DE"/>
+              </w:rPr>
+            </w:pPr>
+            <w:r>
+              <w:rPr>
+                <w:lang w:val="de-DE"/>
+              </w:rPr>
+              <w:t>Fachgerechtes Richten und Ausbessern der Pflastersteine.</w:t>
+            </w:r>
+          </w:p>
+          <w:p>
+            <w:pPr>
+              <w:rPr>
+                <w:lang w:val="de-DE"/>
+              </w:rPr>
+            </w:pPr>
+            <w:r>
+              <w:rPr>
+                <w:lang w:val="de-DE"/>
+              </w:rPr>
+              <w:t>Gründliche Reinigung und Hochdruckwäsche der Pflasterflächen.</w:t>
             </w:r>
           </w:p>
         </w:tc>
@@ -644,7 +646,7 @@
               <w:jc w:val="center"/>
             </w:pPr>
             <w:r>
-              <w:t xml:space="preserve">1</w:t>
+              <w:t>1</w:t>
             </w:r>
           </w:p>
         </w:tc>
@@ -664,7 +666,7 @@
               <w:jc w:val="right"/>
             </w:pPr>
             <w:r>
-              <w:t xml:space="preserve">2,800.00 €</w:t>
+              <w:t>2,800.00 €</w:t>
             </w:r>
           </w:p>
         </w:tc>
@@ -685,7 +687,7 @@
               <w:jc w:val="right"/>
             </w:pPr>
             <w:r>
-              <w:t xml:space="preserve">2,800.00 €</w:t>
+              <w:t>2,800.00 €</w:t>
             </w:r>
           </w:p>
         </w:tc>
@@ -711,7 +713,7 @@
               <w:jc w:val="center"/>
             </w:pPr>
             <w:r>
-              <w:t xml:space="preserve"/>
+              <w:t>2</w:t>
             </w:r>
           </w:p>
         </w:tc>
@@ -726,7 +728,25 @@
             </w:tcBorders>
             <w:vAlign w:val="center"/>
           </w:tcPr>
-          <w:p/>
+          <w:p>
+            <w:pPr>
+              <w:rPr>
+                <w:lang w:val="de-DE"/>
+              </w:rPr>
+            </w:pPr>
+            <w:r>
+              <w:rPr>
+                <w:lang w:val="de-DE"/>
+              </w:rPr>
+              <w:t>Rückschnitt von Hecken und S</w:t>
+            </w:r>
+            <w:r>
+              <w:rPr>
+                <w:lang w:val="de-DE"/>
+              </w:rPr>
+              <w:t>träuchern einschließlich Entfernung und fachgerechter Entsorgung des Grünschnitts</w:t>
+            </w:r>
+          </w:p>
         </w:tc>
         <w:tc>
           <w:tcPr>
@@ -742,6 +762,9 @@
           <w:p>
             <w:pPr>
               <w:jc w:val="center"/>
+              <w:rPr>
+                <w:lang w:val="de-DE"/>
+              </w:rPr>
             </w:pPr>
           </w:p>
         </w:tc>
@@ -759,6 +782,9 @@
           <w:p>
             <w:pPr>
               <w:jc w:val="right"/>
+              <w:rPr>
+                <w:lang w:val="de-DE"/>
+              </w:rPr>
             </w:pPr>
           </w:p>
         </w:tc>
@@ -776,6 +802,9 @@
           <w:p>
             <w:pPr>
               <w:jc w:val="right"/>
+              <w:rPr>
+                <w:lang w:val="de-DE"/>
+              </w:rPr>
             </w:pPr>
           </w:p>
         </w:tc>
@@ -799,7 +828,16 @@
           <w:p>
             <w:pPr>
               <w:jc w:val="right"/>
-            </w:pPr>
+              <w:rPr>
+                <w:lang w:val="de-DE"/>
+              </w:rPr>
+            </w:pPr>
+            <w:r>
+              <w:rPr>
+                <w:lang w:val="de-DE"/>
+              </w:rPr>
+              <w:t>3</w:t>
+            </w:r>
           </w:p>
         </w:tc>
         <w:tc>
@@ -815,8 +853,29 @@
           </w:tcPr>
           <w:p>
             <w:pPr>
-              <w:jc w:val="right"/>
-            </w:pPr>
+              <w:rPr>
+                <w:lang w:val="de-DE"/>
+              </w:rPr>
+            </w:pPr>
+            <w:r>
+              <w:rPr>
+                <w:lang w:val="de-DE"/>
+              </w:rPr>
+              <w:t>Sorgfältige Reinigung und Pflege des gesamten Gartens, sodass sich die gesamte Außenanlage in einem ordentlichen und gepflegten Zustand befindet.</w:t>
+            </w:r>
+          </w:p>
+          <w:p>
+            <w:pPr>
+              <w:rPr>
+                <w:lang w:val="de-DE"/>
+              </w:rPr>
+            </w:pPr>
+            <w:r>
+              <w:rPr>
+                <w:lang w:val="de-DE"/>
+              </w:rPr>
+              <w:t>Entfernung und fachgerechte Entsorgung sämtlicher Gartenabfälle.</w:t>
+            </w:r>
           </w:p>
         </w:tc>
         <w:tc>
@@ -833,6 +892,9 @@
           <w:p>
             <w:pPr>
               <w:jc w:val="right"/>
+              <w:rPr>
+                <w:lang w:val="de-DE"/>
+              </w:rPr>
             </w:pPr>
           </w:p>
         </w:tc>
@@ -856,6 +918,7 @@
                 <w:color w:val="000000"/>
               </w:rPr>
             </w:pPr>
+            <w:proofErr w:type="spellStart"/>
             <w:r>
               <w:rPr>
                 <w:rFonts w:ascii="Arial" w:hAnsi="Arial"/>
@@ -863,6 +926,7 @@
               </w:rPr>
               <w:t>Nettobetrag</w:t>
             </w:r>
+            <w:proofErr w:type="spellEnd"/>
           </w:p>
         </w:tc>
         <w:tc>
@@ -880,9 +944,6 @@
             <w:pPr>
               <w:jc w:val="right"/>
             </w:pPr>
-            <w:r>
-              <w:t xml:space="preserve">2,800.00 €</w:t>
-            </w:r>
           </w:p>
         </w:tc>
       </w:tr>
@@ -906,6 +967,9 @@
             <w:pPr>
               <w:jc w:val="right"/>
             </w:pPr>
+            <w:r>
+              <w:t>4</w:t>
+            </w:r>
           </w:p>
         </w:tc>
         <w:tc>
@@ -921,8 +985,42 @@
           </w:tcPr>
           <w:p>
             <w:pPr>
-              <w:jc w:val="right"/>
-            </w:pPr>
+              <w:rPr>
+                <w:lang w:val="de-DE"/>
+              </w:rPr>
+            </w:pPr>
+            <w:r>
+              <w:rPr>
+                <w:lang w:val="de-DE"/>
+              </w:rPr>
+              <w:t xml:space="preserve">Nach der </w:t>
+            </w:r>
+            <w:proofErr w:type="gramStart"/>
+            <w:r>
+              <w:rPr>
+                <w:lang w:val="de-DE"/>
+              </w:rPr>
+              <w:t>Reinigung  Behandlung</w:t>
+            </w:r>
+            <w:proofErr w:type="gramEnd"/>
+            <w:r>
+              <w:rPr>
+                <w:lang w:val="de-DE"/>
+              </w:rPr>
+              <w:t xml:space="preserve"> d</w:t>
+            </w:r>
+            <w:r>
+              <w:rPr>
+                <w:lang w:val="de-DE"/>
+              </w:rPr>
+              <w:t>er Pflasterflächen mit einem geeigneten Unkrautvernichtungsmittel bzw. Unkrautschutzmittel, um den erneuten Bewuchs von U</w:t>
+            </w:r>
+            <w:r>
+              <w:rPr>
+                <w:lang w:val="de-DE"/>
+              </w:rPr>
+              <w:t>nkraut zu reduzieren.</w:t>
+            </w:r>
           </w:p>
         </w:tc>
         <w:tc>
@@ -939,6 +1037,9 @@
           <w:p>
             <w:pPr>
               <w:jc w:val="right"/>
+              <w:rPr>
+                <w:lang w:val="de-DE"/>
+              </w:rPr>
             </w:pPr>
           </w:p>
         </w:tc>
@@ -967,7 +1068,23 @@
                 <w:rFonts w:ascii="Arial" w:hAnsi="Arial"/>
                 <w:color w:val="000000"/>
               </w:rPr>
-              <w:t>19% MwSt.</w:t>
+              <w:t xml:space="preserve">19% </w:t>
+            </w:r>
+            <w:proofErr w:type="spellStart"/>
+            <w:r>
+              <w:rPr>
+                <w:rFonts w:ascii="Arial" w:hAnsi="Arial"/>
+                <w:color w:val="000000"/>
+              </w:rPr>
+              <w:t>MwSt</w:t>
+            </w:r>
+            <w:proofErr w:type="spellEnd"/>
+            <w:r>
+              <w:rPr>
+                <w:rFonts w:ascii="Arial" w:hAnsi="Arial"/>
+                <w:color w:val="000000"/>
+              </w:rPr>
+              <w:t>.</w:t>
             </w:r>
           </w:p>
         </w:tc>
@@ -986,9 +1103,6 @@
             <w:pPr>
               <w:jc w:val="right"/>
             </w:pPr>
-            <w:r>
-              <w:t xml:space="preserve">532.00 €</w:t>
-            </w:r>
           </w:p>
         </w:tc>
       </w:tr>
@@ -1012,6 +1126,9 @@
             <w:pPr>
               <w:jc w:val="right"/>
             </w:pPr>
+            <w:r>
+              <w:t>5</w:t>
+            </w:r>
           </w:p>
         </w:tc>
         <w:tc>
@@ -1027,8 +1144,35 @@
           </w:tcPr>
           <w:p>
             <w:pPr>
-              <w:jc w:val="right"/>
-            </w:pPr>
+              <w:rPr>
+                <w:lang w:val="de-DE"/>
+              </w:rPr>
+            </w:pPr>
+            <w:r>
+              <w:rPr>
+                <w:lang w:val="de-DE"/>
+              </w:rPr>
+              <w:t>Erneuerung des Fugensands in d</w:t>
+            </w:r>
+            <w:r>
+              <w:rPr>
+                <w:lang w:val="de-DE"/>
+              </w:rPr>
+              <w:t>en Pflasterflächen.</w:t>
+            </w:r>
+          </w:p>
+          <w:p>
+            <w:pPr>
+              <w:rPr>
+                <w:lang w:val="de-DE"/>
+              </w:rPr>
+            </w:pPr>
+            <w:r>
+              <w:rPr>
+                <w:lang w:val="de-DE"/>
+              </w:rPr>
+              <w:t>Abschließende Reinigung des gesamten Gartens mit einem Laubbläser.</w:t>
+            </w:r>
           </w:p>
         </w:tc>
         <w:tc>
@@ -1045,6 +1189,9 @@
           <w:p>
             <w:pPr>
               <w:jc w:val="right"/>
+              <w:rPr>
+                <w:lang w:val="de-DE"/>
+              </w:rPr>
             </w:pPr>
           </w:p>
         </w:tc>
@@ -1068,6 +1215,7 @@
                 <w:color w:val="000000"/>
               </w:rPr>
             </w:pPr>
+            <w:proofErr w:type="spellStart"/>
             <w:r>
               <w:rPr>
                 <w:rFonts w:ascii="Arial" w:hAnsi="Arial"/>
@@ -1075,6 +1223,7 @@
               </w:rPr>
               <w:t>Bruttobetrag</w:t>
             </w:r>
+            <w:proofErr w:type="spellEnd"/>
           </w:p>
         </w:tc>
         <w:tc>
@@ -1092,9 +1241,6 @@
             <w:pPr>
               <w:jc w:val="right"/>
             </w:pPr>
-            <w:r>
-              <w:t xml:space="preserve">3,332.00 €</w:t>
-            </w:r>
           </w:p>
         </w:tc>
       </w:tr>
@@ -1103,25 +1249,16 @@
       <w:pPr>
         <w:rPr>
           <w:rFonts w:eastAsia="絡遺羹"/>
-          <w:lang w:val="ru-RU"/>
+          <w:lang w:val="de-DE"/>
         </w:rPr>
       </w:pPr>
       <w:bookmarkStart w:id="2" w:name="_MON_1625914054_Copy_1_Copy_1"/>
       <w:bookmarkEnd w:id="2"/>
-    </w:p>
-    <w:p>
-      <w:pPr>
-        <w:rPr>
-          <w:rFonts w:eastAsia="絡遺羹"/>
-          <w:lang w:val="de-DE"/>
-        </w:rPr>
-      </w:pPr>
       <w:r>
         <w:rPr>
           <w:rFonts w:eastAsia="絡遺羹"/>
           <w:lang w:val="de-DE"/>
         </w:rPr>
-        <w:lastRenderedPageBreak/>
         <w:t>Wir hoffen, dass unser Angebot bei Ihnen Anklang findet. Für weitere Fragen stehen wir Ihnen sehr gerne zur Verfügung.</w:t>
       </w:r>
       <w:r>
@@ -1139,17 +1276,47 @@
           <w:lang w:val="ru-RU"/>
         </w:rPr>
       </w:pPr>
+      <w:proofErr w:type="spellStart"/>
       <w:r>
         <w:rPr>
           <w:rFonts w:eastAsia="絡遺羹"/>
         </w:rPr>
-        <w:t xml:space="preserve">Mit </w:t>
+        <w:t>Mit</w:t>
       </w:r>
+      <w:proofErr w:type="spellEnd"/>
       <w:r>
         <w:rPr>
           <w:rFonts w:eastAsia="絡遺羹"/>
         </w:rPr>
-        <w:t xml:space="preserve">freundlichen Grüße </w:t>
+        <w:t xml:space="preserve"> </w:t>
+      </w:r>
+      <w:proofErr w:type="spellStart"/>
+      <w:r>
+        <w:rPr>
+          <w:rFonts w:eastAsia="絡遺羹"/>
+        </w:rPr>
+        <w:t>freundlichen</w:t>
+      </w:r>
+      <w:proofErr w:type="spellEnd"/>
+      <w:r>
+        <w:rPr>
+          <w:rFonts w:eastAsia="絡遺羹"/>
+        </w:rPr>
+        <w:t xml:space="preserve"> </w:t>
+      </w:r>
+      <w:proofErr w:type="spellStart"/>
+      <w:r>
+        <w:rPr>
+          <w:rFonts w:eastAsia="絡遺羹"/>
+        </w:rPr>
+        <w:t>Grüße</w:t>
+      </w:r>
+      <w:proofErr w:type="spellEnd"/>
+      <w:r>
+        <w:rPr>
+          <w:rFonts w:eastAsia="絡遺羹"/>
+        </w:rPr>
+        <w:t xml:space="preserve"> </w:t>
       </w:r>
     </w:p>
     <w:p>
@@ -1168,10 +1335,10 @@
       </w:r>
     </w:p>
     <w:sectPr>
-      <w:headerReference w:type="default" r:id="rId11"/>
-      <w:footerReference w:type="default" r:id="rId12"/>
-      <w:headerReference w:type="first" r:id="rId13"/>
-      <w:footerReference w:type="first" r:id="rId14"/>
+      <w:headerReference w:type="default" r:id="rId10"/>
+      <w:footerReference w:type="default" r:id="rId11"/>
+      <w:headerReference w:type="first" r:id="rId12"/>
+      <w:footerReference w:type="first" r:id="rId13"/>
       <w:pgSz w:w="11906" w:h="16838"/>
       <w:pgMar w:top="1339" w:right="1418" w:bottom="1021" w:left="1418" w:header="0" w:footer="964" w:gutter="0"/>
       <w:cols w:space="720"/>
@@ -1233,13 +1400,9 @@
       </w:rPr>
     </w:pPr>
     <w:r>
-      <w:rPr>
-        <w:noProof/>
-      </w:rPr>
-    </w:r>
-    <w:r>
       <w:pict w14:anchorId="2F2CCD80">
-        <v:rect id="Shape4" o:spid="_x0000_s2051" style="width:453.5pt;height:1.5pt;visibility:visible;mso-wrap-style:square;mso-left-percent:-10001;mso-top-percent:-10001;mso-position-horizontal:absolute;mso-position-horizontal-relative:char;mso-position-vertical:absolute;mso-position-vertical-relative:line;mso-left-percent:-10001;mso-top-percent:-10001;v-text-anchor:top" o:gfxdata="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" fillcolor="#a0a0a0" stroked="f" strokeweight="0">
+        <v:rect id="Shape4" o:spid="_x0000_s2055" style="width:453.5pt;height:1.5pt;visibility:visible;mso-wrap-style:square;mso-left-percent:-10001;mso-top-percent:-10001;mso-position-horizontal:absolute;mso-position-horizontal-relative:char;mso-position-vertical:absolute;mso-position-vertical-relative:line;mso-left-percent:-10001;mso-top-percent:-10001;v-text-anchor:top" fillcolor="#a0a0a0" stroked="f" strokeweight="0">
+          <w10:wrap type="none"/>
           <w10:anchorlock/>
         </v:rect>
       </w:pict>
@@ -1368,6 +1531,14 @@
         <w:lang w:val="nl-NL"/>
       </w:rPr>
       <w:tab/>
+    </w:r>
+    <w:r>
+      <w:rPr>
+        <w:rFonts w:cs="Calibri"/>
+        <w:b/>
+        <w:sz w:val="16"/>
+        <w:lang w:val="nl-NL"/>
+      </w:rPr>
       <w:t xml:space="preserve">Email: </w:t>
     </w:r>
     <w:hyperlink r:id="rId1">
@@ -1439,16 +1610,7 @@
         <w:lang w:val="nl-NL"/>
       </w:rPr>
       <w:tab/>
-      <w:t xml:space="preserve">Steuer-Nr.27/103/00992                                                                                          </w:t>
-    </w:r>
-    <w:r>
-      <w:rPr>
-        <w:rFonts w:cs="Calibri"/>
-        <w:b/>
-        <w:sz w:val="16"/>
-        <w:lang w:val="nl-NL"/>
-      </w:rPr>
-      <w:t xml:space="preserve">                                                                                                                                                                                  </w:t>
+      <w:t xml:space="preserve">Steuer-Nr.27/103/00992                                                                                                                                                                                                                                                                            </w:t>
     </w:r>
   </w:p>
   <w:p>
@@ -1471,16 +1633,7 @@
         <w:sz w:val="16"/>
         <w:lang w:val="nl-NL"/>
       </w:rPr>
-      <w:t xml:space="preserve">                                                                             </w:t>
-    </w:r>
-    <w:r>
-      <w:rPr>
-        <w:rFonts w:cs="Calibri"/>
-        <w:b/>
-        <w:sz w:val="16"/>
-        <w:lang w:val="nl-NL"/>
-      </w:rPr>
-      <w:t xml:space="preserve">                                                                </w:t>
+      <w:t xml:space="preserve">                                                                                                                                             </w:t>
     </w:r>
     <w:r>
       <w:rPr>
@@ -1559,16 +1712,7 @@
         <w:lang w:val="nl-NL"/>
       </w:rPr>
       <w:tab/>
-      <w:t xml:space="preserve">Deutsche Bank          </w:t>
-    </w:r>
-    <w:r>
-      <w:rPr>
-        <w:rFonts w:cs="Calibri"/>
-        <w:b/>
-        <w:sz w:val="16"/>
-        <w:lang w:val="nl-NL"/>
-      </w:rPr>
-      <w:t xml:space="preserve">                                                                                                                                                                      </w:t>
+      <w:t xml:space="preserve">Deutsche Bank                                                                                                                                                                                </w:t>
     </w:r>
   </w:p>
   <w:p>
@@ -1610,16 +1754,7 @@
         <w:lang w:val="nl-NL"/>
       </w:rPr>
       <w:tab/>
-      <w:t xml:space="preserve">Name: Sargis Simonyan                                                                 </w:t>
-    </w:r>
-    <w:r>
-      <w:rPr>
-        <w:rFonts w:cs="Calibri"/>
-        <w:b/>
-        <w:sz w:val="16"/>
-        <w:lang w:val="nl-NL"/>
-      </w:rPr>
-      <w:t xml:space="preserve">                                                        </w:t>
+      <w:t xml:space="preserve">Name: Sargis Simonyan                                                                                                                         </w:t>
     </w:r>
   </w:p>
   <w:p>
@@ -1671,16 +1806,7 @@
         <w:lang w:val="nl-NL"/>
       </w:rPr>
       <w:tab/>
-      <w:t xml:space="preserve">IBAN:DE92 4407 0024 0214 6561 05                        </w:t>
-    </w:r>
-    <w:r>
-      <w:rPr>
-        <w:rFonts w:cs="Calibri"/>
-        <w:b/>
-        <w:sz w:val="16"/>
-        <w:lang w:val="nl-NL"/>
-      </w:rPr>
-      <w:t xml:space="preserve">            </w:t>
+      <w:t xml:space="preserve">IBAN:DE92 4407 0024 0214 6561 05                                    </w:t>
     </w:r>
     <w:r>
       <w:rPr>
@@ -1831,7 +1957,7 @@
         <w:noProof/>
       </w:rPr>
       <w:pict w14:anchorId="191BF3BE">
-        <v:rect id="Frame1" o:spid="_x0000_s2054" style="position:absolute;margin-left:-34.2pt;margin-top:294.05pt;width:17pt;height:18.15pt;z-index:-503316476;visibility:visible;mso-wrap-style:square;mso-wrap-distance-left:59.55pt;mso-wrap-distance-top:0;mso-wrap-distance-right:0;mso-wrap-distance-bottom:0;mso-position-horizontal:right;mso-position-horizontal-relative:page;mso-position-vertical:absolute;mso-position-vertical-relative:page;v-text-anchor:top" o:gfxdata="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" o:allowincell="f" filled="f" stroked="f" strokeweight="0">
+        <v:rect id="Frame1" o:spid="_x0000_s2054" style="position:absolute;margin-left:-68.4pt;margin-top:294.05pt;width:17pt;height:18.15pt;z-index:-503316476;visibility:visible;mso-wrap-style:square;mso-wrap-distance-left:59.55pt;mso-wrap-distance-top:0;mso-wrap-distance-right:0;mso-wrap-distance-bottom:0;mso-position-horizontal:right;mso-position-horizontal-relative:page;mso-position-vertical:absolute;mso-position-vertical-relative:page;v-text-anchor:top" o:gfxdata="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" o:allowincell="f" filled="f" stroked="f" strokeweight="0">
           <v:textbox inset="0,0,0,0">
             <w:txbxContent>
               <w:p>
@@ -1860,7 +1986,7 @@
         <w:noProof/>
       </w:rPr>
       <w:pict w14:anchorId="286B3AAB">
-        <v:rect id="Frame2" o:spid="_x0000_s2053" style="position:absolute;margin-left:-34.2pt;margin-top:408.85pt;width:17pt;height:18.15pt;z-index:-503316474;visibility:visible;mso-wrap-style:square;mso-wrap-distance-left:59.55pt;mso-wrap-distance-top:0;mso-wrap-distance-right:0;mso-wrap-distance-bottom:0;mso-position-horizontal:right;mso-position-horizontal-relative:page;mso-position-vertical:absolute;mso-position-vertical-relative:page;v-text-anchor:top" o:gfxdata="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" o:allowincell="f" filled="f" stroked="f" strokeweight="0">
+        <v:rect id="Frame2" o:spid="_x0000_s2053" style="position:absolute;margin-left:-68.4pt;margin-top:408.85pt;width:17pt;height:18.15pt;z-index:-503316474;visibility:visible;mso-wrap-style:square;mso-wrap-distance-left:59.55pt;mso-wrap-distance-top:0;mso-wrap-distance-right:0;mso-wrap-distance-bottom:0;mso-position-horizontal:right;mso-position-horizontal-relative:page;mso-position-vertical:absolute;mso-position-vertical-relative:page;v-text-anchor:top" o:gfxdata="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" o:allowincell="f" filled="f" stroked="f" strokeweight="0">
           <v:textbox inset="0,0,0,0">
             <w:txbxContent>
               <w:p>
@@ -3336,25 +3462,6 @@
 </file>
 
 <file path=customXml/item1.xml><?xml version="1.0" encoding="utf-8"?>
-<p:properties xmlns:p="http://schemas.microsoft.com/office/2006/metadata/properties" xmlns:xsi="http://www.w3.org/2001/XMLSchema-instance" xmlns:pc="http://schemas.microsoft.com/office/infopath/2007/PartnerControls">
-  <documentManagement/>
-</p:properties>
-</file>
-
-<file path=customXml/item2.xml><?xml version="1.0" encoding="utf-8"?>
-<b:Sources xmlns:b="http://schemas.openxmlformats.org/officeDocument/2006/bibliography" xmlns="http://schemas.openxmlformats.org/officeDocument/2006/bibliography" SelectedStyle="\APASixthEditionOfficeOnline.xsl" StyleName="APA" Version="6"/>
-</file>
-
-<file path=customXml/item3.xml><?xml version="1.0" encoding="utf-8"?>
-<?mso-contentType ?>
-<FormTemplates xmlns="http://schemas.microsoft.com/sharepoint/v3/contenttype/forms">
-  <Display>DocumentLibraryForm</Display>
-  <Edit>DocumentLibraryForm</Edit>
-  <New>DocumentLibraryForm</New>
-</FormTemplates>
-</file>
-
-<file path=customXml/item4.xml><?xml version="1.0" encoding="utf-8"?>
 <ct:contentTypeSchema xmlns:ct="http://schemas.microsoft.com/office/2006/metadata/contentType" xmlns:ma="http://schemas.microsoft.com/office/2006/metadata/properties/metaAttributes" ct:_="" ma:_="" ma:contentTypeName="Document" ma:contentTypeID="0x010100DCB78DB662DF904890B04ABC6E9E37BF" ma:contentTypeVersion="0" ma:contentTypeDescription="Create a new document." ma:contentTypeScope="" ma:versionID="f9336c7b176d157f6f5d8a262975ec89">
   <xsd:schema xmlns:xsd="http://www.w3.org/2001/XMLSchema" xmlns:xs="http://www.w3.org/2001/XMLSchema" xmlns:p="http://schemas.microsoft.com/office/2006/metadata/properties" targetNamespace="http://schemas.microsoft.com/office/2006/metadata/properties" ma:root="true" ma:fieldsID="1b05d82d297216baf5b26c55225140df">
     <xsd:element name="properties">
@@ -3468,32 +3575,26 @@
 </ct:contentTypeSchema>
 </file>
 
-<file path=customXml/itemProps1.xml><?xml version="1.0" encoding="utf-8"?>
-<ds:datastoreItem xmlns:ds="http://schemas.openxmlformats.org/officeDocument/2006/customXml" ds:itemID="{6F5D1C06-2B36-4C99-A052-9DD4E2562F21}">
-  <ds:schemaRefs>
-    <ds:schemaRef ds:uri="http://schemas.microsoft.com/office/2006/metadata/properties"/>
-    <ds:schemaRef ds:uri="http://schemas.microsoft.com/office/infopath/2007/PartnerControls"/>
-  </ds:schemaRefs>
-</ds:datastoreItem>
+<file path=customXml/item2.xml><?xml version="1.0" encoding="utf-8"?>
+<?mso-contentType ?>
+<FormTemplates xmlns="http://schemas.microsoft.com/sharepoint/v3/contenttype/forms">
+  <Display>DocumentLibraryForm</Display>
+  <Edit>DocumentLibraryForm</Edit>
+  <New>DocumentLibraryForm</New>
+</FormTemplates>
 </file>
 
-<file path=customXml/itemProps2.xml><?xml version="1.0" encoding="utf-8"?>
-<ds:datastoreItem xmlns:ds="http://schemas.openxmlformats.org/officeDocument/2006/customXml" ds:itemID="{BD004570-D6A7-40E4-9EC6-BE09AED9DB92}">
-  <ds:schemaRefs>
-    <ds:schemaRef ds:uri="http://schemas.openxmlformats.org/officeDocument/2006/bibliography"/>
-  </ds:schemaRefs>
-</ds:datastoreItem>
+<file path=customXml/item3.xml><?xml version="1.0" encoding="utf-8"?>
+<b:Sources xmlns:b="http://schemas.openxmlformats.org/officeDocument/2006/bibliography" xmlns="http://schemas.openxmlformats.org/officeDocument/2006/bibliography" SelectedStyle="\APASixthEditionOfficeOnline.xsl" StyleName="APA" Version="6"/>
 </file>
 
-<file path=customXml/itemProps3.xml><?xml version="1.0" encoding="utf-8"?>
-<ds:datastoreItem xmlns:ds="http://schemas.openxmlformats.org/officeDocument/2006/customXml" ds:itemID="{AD58D310-673E-4443-875A-2F413A6B7894}">
-  <ds:schemaRefs>
-    <ds:schemaRef ds:uri="http://schemas.microsoft.com/sharepoint/v3/contenttype/forms"/>
-  </ds:schemaRefs>
-</ds:datastoreItem>
+<file path=customXml/item4.xml><?xml version="1.0" encoding="utf-8"?>
+<p:properties xmlns:p="http://schemas.microsoft.com/office/2006/metadata/properties" xmlns:xsi="http://www.w3.org/2001/XMLSchema-instance" xmlns:pc="http://schemas.microsoft.com/office/infopath/2007/PartnerControls">
+  <documentManagement/>
+</p:properties>
 </file>
 
-<file path=customXml/itemProps4.xml><?xml version="1.0" encoding="utf-8"?>
+<file path=customXml/itemProps1.xml><?xml version="1.0" encoding="utf-8"?>
 <ds:datastoreItem xmlns:ds="http://schemas.openxmlformats.org/officeDocument/2006/customXml" ds:itemID="{60552E65-BE7A-4A78-A651-918B109422B9}">
   <ds:schemaRefs>
     <ds:schemaRef ds:uri="http://schemas.microsoft.com/office/2006/metadata/contentType"/>
@@ -3507,4 +3608,29 @@
     <ds:schemaRef ds:uri="http://schemas.microsoft.com/office/infopath/2007/PartnerControls"/>
   </ds:schemaRefs>
 </ds:datastoreItem>
+</file>
+
+<file path=customXml/itemProps2.xml><?xml version="1.0" encoding="utf-8"?>
+<ds:datastoreItem xmlns:ds="http://schemas.openxmlformats.org/officeDocument/2006/customXml" ds:itemID="{AD58D310-673E-4443-875A-2F413A6B7894}">
+  <ds:schemaRefs>
+    <ds:schemaRef ds:uri="http://schemas.microsoft.com/sharepoint/v3/contenttype/forms"/>
+  </ds:schemaRefs>
+</ds:datastoreItem>
+</file>
+
+<file path=customXml/itemProps3.xml><?xml version="1.0" encoding="utf-8"?>
+<ds:datastoreItem xmlns:ds="http://schemas.openxmlformats.org/officeDocument/2006/customXml" ds:itemID="{BD004570-D6A7-40E4-9EC6-BE09AED9DB92}">
+  <ds:schemaRefs>
+    <ds:schemaRef ds:uri="http://schemas.openxmlformats.org/officeDocument/2006/bibliography"/>
+  </ds:schemaRefs>
+</ds:datastoreItem>
+</file>
+
+<file path=customXml/itemProps4.xml><?xml version="1.0" encoding="utf-8"?>
+<ds:datastoreItem xmlns:ds="http://schemas.openxmlformats.org/officeDocument/2006/customXml" ds:itemID="{6F5D1C06-2B36-4C99-A052-9DD4E2562F21}">
+  <ds:schemaRefs>
+    <ds:schemaRef ds:uri="http://schemas.microsoft.com/office/2006/metadata/properties"/>
+    <ds:schemaRef ds:uri="http://schemas.microsoft.com/office/infopath/2007/PartnerControls"/>
+  </ds:schemaRefs>
+</ds:datastoreItem>
 </file>